--- a/files/CV_turkish.docx
+++ b/files/CV_turkish.docx
@@ -363,10 +363,7 @@
               <w:pStyle w:val="Heading1"/>
             </w:pPr>
             <w:r>
-              <w:t xml:space="preserve">Bilgisayar </w:t>
-            </w:r>
-            <w:r>
-              <w:t>Bilgisi</w:t>
+              <w:t>Bilişim Teknolojileri</w:t>
             </w:r>
           </w:p>
         </w:tc>
@@ -599,13 +596,20 @@
                 <w:sz w:val="28"/>
                 <w:szCs w:val="28"/>
               </w:rPr>
-              <w:t>Ortadoğu Teknik Üniversitesi – Bilgisayar ve Öğretim teknolojileri Öğretmenliği</w:t>
+              <w:t xml:space="preserve">Ortadoğu Teknik Üniversitesi – Bilgisayar ve Öğretim teknolojileri </w:t>
             </w:r>
             <w:r>
               <w:rPr>
                 <w:sz w:val="28"/>
                 <w:szCs w:val="28"/>
               </w:rPr>
+              <w:t>Eğitimi</w:t>
+            </w:r>
+            <w:r>
+              <w:rPr>
+                <w:sz w:val="28"/>
+                <w:szCs w:val="28"/>
+              </w:rPr>
               <w:t xml:space="preserve"> – Lisans Derecesi</w:t>
             </w:r>
           </w:p>
@@ -637,16 +641,7 @@
               <w:pStyle w:val="DateRange"/>
             </w:pPr>
             <w:r>
-              <w:t>20</w:t>
-            </w:r>
-            <w:r>
-              <w:t>26</w:t>
-            </w:r>
-            <w:r>
-              <w:t>-</w:t>
-            </w:r>
-            <w:r>
-              <w:t>Halen</w:t>
+              <w:t>2026-Halen</w:t>
             </w:r>
             <w:r>
               <w:t xml:space="preserve"> </w:t>
@@ -665,21 +660,21 @@
                 <w:sz w:val="28"/>
                 <w:szCs w:val="28"/>
               </w:rPr>
-              <w:t>Ortadoğu Teknik Üniversitesi – Bilgisayar ve Öğretim teknolojileri Öğretmenliği</w:t>
+              <w:t>Ortadoğu Teknik Üniversitesi – Bilgisayar ve Öğretim teknolojileri</w:t>
             </w:r>
             <w:r>
               <w:rPr>
                 <w:sz w:val="28"/>
                 <w:szCs w:val="28"/>
               </w:rPr>
-              <w:t xml:space="preserve"> – </w:t>
+              <w:t xml:space="preserve"> Eğitimi</w:t>
             </w:r>
             <w:r>
               <w:rPr>
                 <w:sz w:val="28"/>
                 <w:szCs w:val="28"/>
               </w:rPr>
-              <w:t>Yüksek Lisans</w:t>
+              <w:t xml:space="preserve"> – Yüksek Lisans</w:t>
             </w:r>
           </w:p>
           <w:p>
@@ -1023,14 +1018,7 @@
                 <w:sz w:val="20"/>
                 <w:szCs w:val="22"/>
               </w:rPr>
-              <w:t xml:space="preserve">Word, Excel, Powerpoint: </w:t>
-            </w:r>
-            <w:r>
-              <w:rPr>
-                <w:sz w:val="20"/>
-                <w:szCs w:val="22"/>
-              </w:rPr>
-              <w:t>İyi</w:t>
+              <w:t>Word, Excel, Powerpoint: İyi</w:t>
             </w:r>
           </w:p>
           <w:p>
@@ -1039,7 +1027,7 @@
               <w:spacing w:before="120"/>
             </w:pPr>
             <w:r>
-              <w:t>Python: Orta</w:t>
+              <w:t xml:space="preserve">Python </w:t>
             </w:r>
           </w:p>
           <w:p>
@@ -1048,7 +1036,7 @@
               <w:spacing w:before="120"/>
             </w:pPr>
             <w:r>
-              <w:t>C++: Orta</w:t>
+              <w:t>C++</w:t>
             </w:r>
           </w:p>
           <w:p>
@@ -1057,13 +1045,7 @@
               <w:spacing w:before="120"/>
             </w:pPr>
             <w:r>
-              <w:t>C</w:t>
-            </w:r>
-            <w:r>
-              <w:t>#</w:t>
-            </w:r>
-            <w:r>
-              <w:t>: Orta</w:t>
+              <w:t>C#</w:t>
             </w:r>
           </w:p>
           <w:p>
@@ -3212,6 +3194,7 @@
   <w:style w:type="character" w:default="1" w:styleId="DefaultParagraphFont">
     <w:name w:val="Default Paragraph Font"/>
     <w:uiPriority w:val="1"/>
+    <w:semiHidden/>
     <w:unhideWhenUsed/>
   </w:style>
   <w:style w:type="table" w:default="1" w:styleId="TableNormal">
